--- a/Slides/MI_unterrichten_block_03.docx
+++ b/Slides/MI_unterrichten_block_03.docx
@@ -360,7 +360,7 @@
               <w:jc w:val="center"/>
             </w:pPr>
             <w:pPr>
-              <w:jc w:val="start"/>
+              <w:jc w:val="left"/>
               <w:spacing w:before="200"/>
               <w:pStyle w:val="ImageCaption"/>
             </w:pPr>

--- a/Slides/MI_unterrichten_block_03.docx
+++ b/Slides/MI_unterrichten_block_03.docx
@@ -34,7 +34,7 @@
         <w:t xml:space="preserve">2025-10-09</w:t>
       </w:r>
     </w:p>
-    <w:bookmarkStart w:id="27" w:name="urheberrecht"/>
+    <w:bookmarkStart w:id="16" w:name="urheberrecht"/>
     <w:p>
       <w:pPr>
         <w:pStyle w:val="Heading1"/>
@@ -43,7 +43,7 @@
         <w:t xml:space="preserve">Urheberrecht</w:t>
       </w:r>
     </w:p>
-    <w:bookmarkStart w:id="21" w:name="urheberrechtsgesetz-urg"/>
+    <w:bookmarkStart w:id="10" w:name="urheberrechtsgesetz-urg"/>
     <w:p>
       <w:pPr>
         <w:pStyle w:val="Heading2"/>
@@ -56,7 +56,7 @@
       <w:pPr>
         <w:pStyle w:val="FirstParagraph"/>
       </w:pPr>
-      <w:hyperlink r:id="rId20">
+      <w:hyperlink r:id="rId9">
         <w:r>
           <w:rPr>
             <w:rStyle w:val="Hyperlink"/>
@@ -87,7 +87,7 @@
       <w:pPr>
         <w:pStyle w:val="FirstParagraph"/>
       </w:pPr>
-      <w:hyperlink r:id="rId20">
+      <w:hyperlink r:id="rId9">
         <w:r>
           <w:rPr>
             <w:rStyle w:val="Hyperlink"/>
@@ -102,8 +102,8 @@
         <w:t xml:space="preserve">Veröffentlichte Werke dürfen zitiert werden, wenn das Zitat zur Erläuterung, als Hinweis oder zur Veranschaulichung dient und der Umfang des Zitats durch diesen Zweck gerechtfertigt ist.</w:t>
       </w:r>
     </w:p>
-    <w:bookmarkEnd w:id="21"/>
-    <w:bookmarkStart w:id="23" w:name="freie-lizenzen"/>
+    <w:bookmarkEnd w:id="10"/>
+    <w:bookmarkStart w:id="12" w:name="freie-lizenzen"/>
     <w:p>
       <w:pPr>
         <w:pStyle w:val="Heading2"/>
@@ -170,7 +170,7 @@
       <w:r>
         <w:t xml:space="preserve"> </w:t>
       </w:r>
-      <w:hyperlink r:id="rId22">
+      <w:hyperlink r:id="rId11">
         <w:r>
           <w:rPr>
             <w:rStyle w:val="Hyperlink"/>
@@ -179,8 +179,8 @@
         </w:r>
       </w:hyperlink>
     </w:p>
-    <w:bookmarkEnd w:id="23"/>
-    <w:bookmarkStart w:id="26" w:name="creative-commons-lizenzen"/>
+    <w:bookmarkEnd w:id="12"/>
+    <w:bookmarkStart w:id="15" w:name="creative-commons-lizenzen"/>
     <w:p>
       <w:pPr>
         <w:pStyle w:val="Heading2"/>
@@ -247,7 +247,7 @@
       <w:r>
         <w:t xml:space="preserve"> </w:t>
       </w:r>
-      <w:hyperlink r:id="rId24">
+      <w:hyperlink r:id="rId13">
         <w:r>
           <w:rPr>
             <w:rStyle w:val="Hyperlink"/>
@@ -264,7 +264,7 @@
       <w:r>
         <w:t xml:space="preserve"> </w:t>
       </w:r>
-      <w:hyperlink r:id="rId25">
+      <w:hyperlink r:id="rId14">
         <w:r>
           <w:rPr>
             <w:rStyle w:val="Hyperlink"/>
@@ -273,9 +273,9 @@
         </w:r>
       </w:hyperlink>
     </w:p>
-    <w:bookmarkEnd w:id="26"/>
-    <w:bookmarkEnd w:id="27"/>
-    <w:bookmarkStart w:id="41" w:name="datenschutz"/>
+    <w:bookmarkEnd w:id="15"/>
+    <w:bookmarkEnd w:id="16"/>
+    <w:bookmarkStart w:id="30" w:name="datenschutz"/>
     <w:p>
       <w:pPr>
         <w:pStyle w:val="Heading1"/>
@@ -284,7 +284,7 @@
         <w:t xml:space="preserve">Datenschutz</w:t>
       </w:r>
     </w:p>
-    <w:bookmarkStart w:id="33" w:name="traumreise"/>
+    <w:bookmarkStart w:id="22" w:name="traumreise"/>
     <w:p>
       <w:pPr>
         <w:pStyle w:val="Heading2"/>
@@ -306,7 +306,7 @@
       <w:tr>
         <w:tc>
           <w:tcPr/>
-          <w:bookmarkStart w:id="32" w:name="fig-rest"/>
+          <w:bookmarkStart w:id="21" w:name="fig-rest"/>
           <w:p>
             <w:pPr>
               <w:pStyle w:val="Compact"/>
@@ -317,18 +317,18 @@
                 <wp:inline>
                   <wp:extent cx="5334000" cy="8006003"/>
                   <wp:effectExtent b="0" l="0" r="0" t="0"/>
-                  <wp:docPr descr="" title="" id="29" name="Picture"/>
+                  <wp:docPr descr="" title="" id="18" name="Picture"/>
                   <a:graphic>
                     <a:graphicData uri="http://schemas.openxmlformats.org/drawingml/2006/picture">
                       <pic:pic>
                         <pic:nvPicPr>
-                          <pic:cNvPr descr="MI_unterrichten/restaurant.png" id="30" name="Picture"/>
+                          <pic:cNvPr descr="MI_unterrichten/restaurant.png" id="19" name="Picture"/>
                           <pic:cNvPicPr>
                             <a:picLocks noChangeArrowheads="1" noChangeAspect="1"/>
                           </pic:cNvPicPr>
                         </pic:nvPicPr>
                         <pic:blipFill>
-                          <a:blip r:embed="rId28"/>
+                          <a:blip r:embed="rId17"/>
                           <a:stretch>
                             <a:fillRect/>
                           </a:stretch>
@@ -367,7 +367,7 @@
             <w:r>
               <w:t xml:space="preserve">Figure 1: Restaurantbesuch ohne Lebensmittelgesetz (</w:t>
             </w:r>
-            <w:hyperlink r:id="rId31">
+            <w:hyperlink r:id="rId20">
               <w:r>
                 <w:rPr>
                   <w:rStyle w:val="Hyperlink"/>
@@ -379,12 +379,12 @@
               <w:t xml:space="preserve">)</w:t>
             </w:r>
           </w:p>
-          <w:bookmarkEnd w:id="32"/>
+          <w:bookmarkEnd w:id="21"/>
         </w:tc>
       </w:tr>
     </w:tbl>
-    <w:bookmarkEnd w:id="33"/>
-    <w:bookmarkStart w:id="34" w:name="fazit"/>
+    <w:bookmarkEnd w:id="22"/>
+    <w:bookmarkStart w:id="23" w:name="fazit"/>
     <w:p>
       <w:pPr>
         <w:pStyle w:val="Heading2"/>
@@ -417,8 +417,8 @@
         <w:t xml:space="preserve">Mangelnde Datenhygiene …</w:t>
       </w:r>
     </w:p>
-    <w:bookmarkEnd w:id="34"/>
-    <w:bookmarkStart w:id="35" w:name="unterteilung"/>
+    <w:bookmarkEnd w:id="23"/>
+    <w:bookmarkStart w:id="24" w:name="unterteilung"/>
     <w:p>
       <w:pPr>
         <w:pStyle w:val="Heading2"/>
@@ -460,8 +460,8 @@
         <w:t xml:space="preserve">schützt Unternehmen vor Personen.</w:t>
       </w:r>
     </w:p>
-    <w:bookmarkEnd w:id="35"/>
-    <w:bookmarkStart w:id="40" w:name="datenschutzgesetze-schweiz"/>
+    <w:bookmarkEnd w:id="24"/>
+    <w:bookmarkStart w:id="29" w:name="datenschutzgesetze-schweiz"/>
     <w:p>
       <w:pPr>
         <w:pStyle w:val="Heading2"/>
@@ -470,7 +470,7 @@
         <w:t xml:space="preserve">Datenschutzgesetze (Schweiz)</w:t>
       </w:r>
     </w:p>
-    <w:bookmarkStart w:id="37" w:name="kantonal"/>
+    <w:bookmarkStart w:id="26" w:name="kantonal"/>
     <w:p>
       <w:pPr>
         <w:pStyle w:val="Heading3"/>
@@ -483,7 +483,7 @@
       <w:pPr>
         <w:pStyle w:val="FirstParagraph"/>
       </w:pPr>
-      <w:hyperlink r:id="rId36">
+      <w:hyperlink r:id="rId25">
         <w:r>
           <w:rPr>
             <w:rStyle w:val="Hyperlink"/>
@@ -505,8 +505,8 @@
         <w:t xml:space="preserve">durch Behörden.</w:t>
       </w:r>
     </w:p>
-    <w:bookmarkEnd w:id="37"/>
-    <w:bookmarkStart w:id="39" w:name="eidgenössisch"/>
+    <w:bookmarkEnd w:id="26"/>
+    <w:bookmarkStart w:id="28" w:name="eidgenössisch"/>
     <w:p>
       <w:pPr>
         <w:pStyle w:val="Heading3"/>
@@ -519,7 +519,7 @@
       <w:pPr>
         <w:pStyle w:val="FirstParagraph"/>
       </w:pPr>
-      <w:hyperlink r:id="rId38">
+      <w:hyperlink r:id="rId27">
         <w:r>
           <w:rPr>
             <w:rStyle w:val="Hyperlink"/>
@@ -531,9 +531,9 @@
         <w:t xml:space="preserve">: Dieses Gesetz gilt für die Bearbeitung von Personendaten natürlicher Personen durch: a. private Personen; b. Bundesorgane.</w:t>
       </w:r>
     </w:p>
-    <w:bookmarkEnd w:id="39"/>
-    <w:bookmarkEnd w:id="40"/>
-    <w:bookmarkEnd w:id="41"/>
+    <w:bookmarkEnd w:id="28"/>
+    <w:bookmarkEnd w:id="29"/>
+    <w:bookmarkEnd w:id="30"/>
     <w:sectPr>
       <w:footnotePr>
         <w:numRestart w:val="eachSect"/>
@@ -879,10 +879,10 @@
   <w:docDefaults>
     <w:rPrDefault>
       <w:rPr>
-        <w:rFonts w:asciiTheme="minorHAnsi" w:cstheme="minorBidi" w:eastAsiaTheme="minorHAnsi" w:hAnsiTheme="minorHAnsi"/>
+        <w:rFonts w:asciiTheme="minorHAnsi" w:cstheme="minorBidi" w:eastAsiaTheme="minorEastAsia" w:hAnsiTheme="minorHAnsi"/>
         <w:sz w:val="24"/>
         <w:szCs w:val="24"/>
-        <w:lang w:bidi="ar-SA" w:eastAsia="en-US" w:val="en-US"/>
+        <w:lang w:bidi="ar-SA" w:eastAsia="zh-CN" w:val="en-US"/>
       </w:rPr>
     </w:rPrDefault>
     <w:pPrDefault>
@@ -1423,13 +1423,6 @@
       </w:tblCellMar>
     </w:tblPr>
     <w:tblStylePr w:type="firstRow">
-      <w:tblPr>
-        <w:jc w:val="left"/>
-        <w:tblInd w:type="dxa" w:w="0"/>
-      </w:tblPr>
-      <w:trPr>
-        <w:jc w:val="left"/>
-      </w:trPr>
       <w:tcPr>
         <w:tcBorders>
           <w:bottom w:val="single"/>
